--- a/wc2024227/drafts/second-amended-9A/2026-10_REQUEST_election_and_directions_FINAL.docx
+++ b/wc2024227/drafts/second-amended-9A/2026-10_REQUEST_election_and_directions_FINAL.docx
@@ -275,7 +275,7 @@
           <w:sz w:val="20"/>
           <w:szCs w:val="20"/>
         </w:rPr>
-        <w:t xml:space="preserve">That the Respondent have leave to file and serve an amended statement of facts and contentions,</w:t>
+        <w:t xml:space="preserve">That the Respondent have leave to file and serve an amended statement of facts and contentions, and any amended list of witnesses and outlines of evidence,</w:t>
       </w:r>
       <w:r>
         <w:rPr>

--- a/wc2024227/drafts/second-amended-9A/2026-10_REQUEST_election_and_directions_FINAL.docx
+++ b/wc2024227/drafts/second-amended-9A/2026-10_REQUEST_election_and_directions_FINAL.docx
@@ -252,7 +252,7 @@
           <w:sz w:val="20"/>
           <w:szCs w:val="20"/>
         </w:rPr>
-        <w:t xml:space="preserve"> being Tabs 1, 5, 17, 18, 19, 21, 22, 23 and 31, of which the Respondent said on 23 September 2026 that it had requested copies from Metro South Hospital and Health Service, and Tab 24, which its email of that date did not address. The facts recorded in each were admitted on 8 September 2026. The Appellant asks that any document not disputed by that date be received at the hearing subject to proof.</w:t>
+        <w:t xml:space="preserve"> being Tabs 1, 5, 17, 18, 19, 21, 22, 23 and 31, of which the Respondent said on 23 September 2026 that it had requested copies from Metro South Hospital and Health Service, and Tab 24, which its email of that date did not address. The facts recorded in each, other than the register at Tab 31 (facts 228 to 231), were admitted on 8 September 2026. The Appellant asks that any document not disputed by that date be received at the hearing subject to proof.</w:t>
       </w:r>
     </w:p>
     <w:p>

--- a/wc2024227/drafts/second-amended-9A/2026-10_REQUEST_election_and_directions_FINAL.docx
+++ b/wc2024227/drafts/second-amended-9A/2026-10_REQUEST_election_and_directions_FINAL.docx
@@ -327,7 +327,7 @@
           <w:sz w:val="18"/>
           <w:szCs w:val="18"/>
         </w:rPr>
-        <w:t xml:space="preserve">Enclosed with this page: the Appellant's letter of explanation (one page) with the schedule of the 39 documents and their status (two pages); and the Second Amended Statement of Facts and Contentions (Form 9A) (25 pages). The notices to admit, the Respondent's responses and the documents themselves are available to the Commission on request.</w:t>
+        <w:t xml:space="preserve">Enclosed with this page: the Appellant's letter of explanation (one page) with the schedule of the 39 documents and their status (two pages); and the Second Amended Statement of Facts and Contentions (Form 9A) (24 pages). The notices to admit, the Respondent's responses and the documents themselves are available to the Commission on request.</w:t>
       </w:r>
     </w:p>
     <w:p>

--- a/wc2024227/drafts/second-amended-9A/2026-10_REQUEST_election_and_directions_FINAL.docx
+++ b/wc2024227/drafts/second-amended-9A/2026-10_REQUEST_election_and_directions_FINAL.docx
@@ -221,7 +221,7 @@
           <w:sz w:val="20"/>
           <w:szCs w:val="20"/>
         </w:rPr>
-        <w:t xml:space="preserve"> under section 451(2) of the Industrial Relations Act 2016. The Second Amended Form 9A states that the Appellant bears the onus of proof; confines each stressor to the facts admitted by the Respondent on 8 September 2026 and the documents that record them; and states the contentions and the questions for determination on that footing, so that the appeal proceeds on the admitted facts, the admitted documents and the factual basis as it has crystallised. It adds no new allegation.</w:t>
+        <w:t xml:space="preserve"> under section 451(2) of the Industrial Relations Act 2016. The Second Amended Form 9A states that the Appellant bears the onus of proof; confines each stressor to the facts admitted by the Respondent on 8 September 2026 and the documents that record them; and states the contentions and the questions for determination on that footing, so that the appeal proceeds on the admitted facts, the admitted documents and the factual basis as it has crystallised. It adds no new allegation, and the Appellant's list of witnesses and outlines of evidence of 9 September 2026 are unchanged.</w:t>
       </w:r>
     </w:p>
     <w:p>

--- a/wc2024227/drafts/second-amended-9A/2026-10_REQUEST_election_and_directions_FINAL.docx
+++ b/wc2024227/drafts/second-amended-9A/2026-10_REQUEST_election_and_directions_FINAL.docx
@@ -327,7 +327,7 @@
           <w:sz w:val="18"/>
           <w:szCs w:val="18"/>
         </w:rPr>
-        <w:t xml:space="preserve">Enclosed with this page: the Appellant's letter of explanation (one page) with the schedule of the 39 documents and their status (two pages); and the Second Amended Statement of Facts and Contentions (Form 9A) (24 pages). The notices to admit, the Respondent's responses and the documents themselves are available to the Commission on request.</w:t>
+        <w:t xml:space="preserve">Enclosed with this page: the Appellant's letter of explanation (one page) with the schedule of the 39 documents and their status (two pages); and the Second Amended Statement of Facts and Contentions (Form 9A) (25 pages). The notices to admit, the Respondent's responses and the documents themselves are available to the Commission on request.</w:t>
       </w:r>
     </w:p>
     <w:p>

--- a/wc2024227/drafts/second-amended-9A/2026-10_REQUEST_election_and_directions_FINAL.docx
+++ b/wc2024227/drafts/second-amended-9A/2026-10_REQUEST_election_and_directions_FINAL.docx
@@ -221,7 +221,7 @@
           <w:sz w:val="20"/>
           <w:szCs w:val="20"/>
         </w:rPr>
-        <w:t xml:space="preserve"> under section 451(2) of the Industrial Relations Act 2016. The Second Amended Form 9A states that the Appellant bears the onus of proof; confines each stressor to the facts admitted by the Respondent on 8 September 2026 and the documents that record them; and states the contentions and the questions for determination on that footing, so that the appeal proceeds on the admitted facts, the admitted documents and the factual basis as it has crystallised. It adds no new allegation, and the Appellant's list of witnesses and outlines of evidence of 9 September 2026 are unchanged.</w:t>
+        <w:t xml:space="preserve"> under section 451(2) of the Industrial Relations Act 2016. The Second Amended Form 9A states that the Appellant bears the onus of proof; confines each stressor to the facts admitted by the Respondent on 8 September 2026 and the documents that record them; and states the contentions and the questions for determination on that footing, so that the appeal proceeds on the admitted facts, the admitted documents and the factual basis as it has crystallised. It adds no new allegation. The Appellant does not require to change his list of witnesses filed, or his outlines of evidence served on the Respondent, on 9 September 2026 under directions 1 and 2, and they stand as filed and served on that date.</w:t>
       </w:r>
     </w:p>
     <w:p>

--- a/wc2024227/drafts/second-amended-9A/2026-10_REQUEST_election_and_directions_FINAL.docx
+++ b/wc2024227/drafts/second-amended-9A/2026-10_REQUEST_election_and_directions_FINAL.docx
@@ -327,7 +327,7 @@
           <w:sz w:val="18"/>
           <w:szCs w:val="18"/>
         </w:rPr>
-        <w:t xml:space="preserve">Enclosed with this page: the Appellant's letter of explanation (one page) with the schedule of the 39 documents and their status (two pages); and the Second Amended Statement of Facts and Contentions (Form 9A) (25 pages). The notices to admit, the Respondent's responses and the documents themselves are available to the Commission on request.</w:t>
+        <w:t xml:space="preserve">Enclosed with this page: the Appellant's letter of explanation (one page) with the schedule of the 39 documents and their status (two pages); and the Second Amended Statement of Facts and Contentions (Form 9A) (26 pages). The notices to admit, the Respondent's responses and the documents themselves are available to the Commission on request.</w:t>
       </w:r>
     </w:p>
     <w:p>
@@ -340,7 +340,7 @@
           <w:sz w:val="20"/>
           <w:szCs w:val="20"/>
         </w:rPr>
-        <w:t xml:space="preserve">Dated [      ] October 2026</w:t>
+        <w:t xml:space="preserve">Dated 30 September 2026</w:t>
       </w:r>
     </w:p>
     <w:p>

--- a/wc2024227/drafts/second-amended-9A/2026-10_REQUEST_election_and_directions_FINAL.docx
+++ b/wc2024227/drafts/second-amended-9A/2026-10_REQUEST_election_and_directions_FINAL.docx
@@ -327,7 +327,7 @@
           <w:sz w:val="18"/>
           <w:szCs w:val="18"/>
         </w:rPr>
-        <w:t xml:space="preserve">Enclosed with this page: the Appellant's letter of explanation (one page) with the schedule of the 39 documents and their status (two pages); and the Second Amended Statement of Facts and Contentions (Form 9A) (26 pages). The notices to admit, the Respondent's responses and the documents themselves are available to the Commission on request.</w:t>
+        <w:t xml:space="preserve">Enclosed with this page: the Appellant's letter of explanation (one page) with the schedule of the documents relied on and their status (three pages); and the Second Amended Statement of Facts and Contentions (Form 9A) (25 pages). The notices to admit, the Respondent's responses and the documents themselves are available to the Commission on request.</w:t>
       </w:r>
     </w:p>
     <w:p>

--- a/wc2024227/drafts/second-amended-9A/2026-10_REQUEST_election_and_directions_FINAL.docx
+++ b/wc2024227/drafts/second-amended-9A/2026-10_REQUEST_election_and_directions_FINAL.docx
@@ -327,7 +327,7 @@
           <w:sz w:val="18"/>
           <w:szCs w:val="18"/>
         </w:rPr>
-        <w:t xml:space="preserve">Enclosed with this page: the Appellant's letter of explanation (one page) with the schedule of the documents relied on and their status (three pages); and the Second Amended Statement of Facts and Contentions (Form 9A) (25 pages). The notices to admit, the Respondent's responses and the documents themselves are available to the Commission on request.</w:t>
+        <w:t xml:space="preserve">Enclosed with this page: the Appellant's letter of explanation, with the schedule of the documents relied on and their status (four pages in all); and the Second Amended Statement of Facts and Contentions (Form 9A) (25 pages). The notices to admit, the Respondent's responses and the documents themselves are available to the Commission on request.</w:t>
       </w:r>
     </w:p>
     <w:p>

--- a/wc2024227/drafts/second-amended-9A/2026-10_REQUEST_election_and_directions_FINAL.docx
+++ b/wc2024227/drafts/second-amended-9A/2026-10_REQUEST_election_and_directions_FINAL.docx
@@ -327,7 +327,7 @@
           <w:sz w:val="18"/>
           <w:szCs w:val="18"/>
         </w:rPr>
-        <w:t xml:space="preserve">Enclosed with this page: the Appellant's letter of explanation, with the schedule of the documents relied on and their status (four pages in all); and the Second Amended Statement of Facts and Contentions (Form 9A) (25 pages). The notices to admit, the Respondent's responses and the documents themselves are available to the Commission on request.</w:t>
+        <w:t xml:space="preserve">Enclosed with this page: the Appellant's letter of explanation, with the schedule of the documents relied on and their status (four pages in all); and the Second Amended Statement of Facts and Contentions (Form 9A) (27 pages). The notices to admit, the Respondent's responses and the documents themselves are available to the Commission on request.</w:t>
       </w:r>
     </w:p>
     <w:p>
